--- a/test-files/tracked-changes-final.docx
+++ b/test-files/tracked-changes-final.docx
@@ -57,6 +57,28 @@
         <w:t xml:space="preserve">double</w:t>
       </w:r>
     </w:p>
+    <w:p>
+      <w:r>
+        <w:t xml:space="preserve">Iota</w:t>
+      </w:r>
+    </w:p>
+    <w:p>
+      <w:pPr>
+        <w:rPr>
+          <w:del w:id="4" w:author="Ann" w:date="2026-01-01T00:00:00Z"/>
+        </w:rPr>
+      </w:pPr>
+      <w:del w:id="5" w:author="Ann" w:date="2026-01-01T00:00:00Z">
+        <w:r>
+          <w:delText xml:space="preserve">REMOVED</w:delText>
+        </w:r>
+      </w:del>
+    </w:p>
+    <w:p>
+      <w:r>
+        <w:t xml:space="preserve">Kappa</w:t>
+      </w:r>
+    </w:p>
     <w:sectPr>
       <w:pgSz w:w="12240" w:h="15840"/>
       <w:pgMar w:top="1440" w:right="1440" w:bottom="1440" w:left="1440"/>
